--- a/Progres-Fatimah/Jurnal Submit/DATA PENULIS NEW.docx
+++ b/Progres-Fatimah/Jurnal Submit/DATA PENULIS NEW.docx
@@ -1,6 +1,6 @@
 
 <file path=word/document.xml><?xml version="1.0" encoding="utf-8"?>
-<w:document xmlns:wpc="http://schemas.microsoft.com/office/word/2010/wordprocessingCanvas" xmlns:cx="http://schemas.microsoft.com/office/drawing/2014/chartex" xmlns:cx1="http://schemas.microsoft.com/office/drawing/2015/9/8/chartex" xmlns:cx2="http://schemas.microsoft.com/office/drawing/2015/10/21/chartex" xmlns:cx3="http://schemas.microsoft.com/office/drawing/2016/5/9/chartex" xmlns:cx4="http://schemas.microsoft.com/office/drawing/2016/5/10/chartex" xmlns:cx5="http://schemas.microsoft.com/office/drawing/2016/5/11/chartex" xmlns:cx6="http://schemas.microsoft.com/office/drawing/2016/5/12/chartex" xmlns:cx7="http://schemas.microsoft.com/office/drawing/2016/5/13/chartex" xmlns:cx8="http://schemas.microsoft.com/office/drawing/2016/5/14/chartex" xmlns:mc="http://schemas.openxmlformats.org/markup-compatibility/2006" xmlns:aink="http://schemas.microsoft.com/office/drawing/2016/ink" xmlns:am3d="http://schemas.microsoft.com/office/drawing/2017/model3d" xmlns:o="urn:schemas-microsoft-com:office:office" xmlns:r="http://schemas.openxmlformats.org/officeDocument/2006/relationships" xmlns:m="http://schemas.openxmlformats.org/officeDocument/2006/math" xmlns:v="urn:schemas-microsoft-com:vml" xmlns:wp14="http://schemas.microsoft.com/office/word/2010/wordprocessingDrawing" xmlns:wp="http://schemas.openxmlformats.org/drawingml/2006/wordprocessingDrawing" xmlns:w10="urn:schemas-microsoft-com:office:word" xmlns:w="http://schemas.openxmlformats.org/wordprocessingml/2006/main" xmlns:w14="http://schemas.microsoft.com/office/word/2010/wordml" xmlns:w15="http://schemas.microsoft.com/office/word/2012/wordml" xmlns:w16cex="http://schemas.microsoft.com/office/word/2018/wordml/cex" xmlns:w16cid="http://schemas.microsoft.com/office/word/2016/wordml/cid" xmlns:w16="http://schemas.microsoft.com/office/word/2018/wordml" xmlns:w16sdtdh="http://schemas.microsoft.com/office/word/2020/wordml/sdtdatahash" xmlns:w16se="http://schemas.microsoft.com/office/word/2015/wordml/symex" xmlns:wpg="http://schemas.microsoft.com/office/word/2010/wordprocessingGroup" xmlns:wpi="http://schemas.microsoft.com/office/word/2010/wordprocessingInk" xmlns:wne="http://schemas.microsoft.com/office/word/2006/wordml" xmlns:wps="http://schemas.microsoft.com/office/word/2010/wordprocessingShape" mc:Ignorable="w14 w15 w16se w16cid w16 w16cex w16sdtdh wp14">
+<w:document xmlns:wpc="http://schemas.microsoft.com/office/word/2010/wordprocessingCanvas" xmlns:cx="http://schemas.microsoft.com/office/drawing/2014/chartex" xmlns:cx1="http://schemas.microsoft.com/office/drawing/2015/9/8/chartex" xmlns:cx2="http://schemas.microsoft.com/office/drawing/2015/10/21/chartex" xmlns:cx3="http://schemas.microsoft.com/office/drawing/2016/5/9/chartex" xmlns:cx4="http://schemas.microsoft.com/office/drawing/2016/5/10/chartex" xmlns:cx5="http://schemas.microsoft.com/office/drawing/2016/5/11/chartex" xmlns:cx6="http://schemas.microsoft.com/office/drawing/2016/5/12/chartex" xmlns:cx7="http://schemas.microsoft.com/office/drawing/2016/5/13/chartex" xmlns:cx8="http://schemas.microsoft.com/office/drawing/2016/5/14/chartex" xmlns:mc="http://schemas.openxmlformats.org/markup-compatibility/2006" xmlns:aink="http://schemas.microsoft.com/office/drawing/2016/ink" xmlns:am3d="http://schemas.microsoft.com/office/drawing/2017/model3d" xmlns:o="urn:schemas-microsoft-com:office:office" xmlns:oel="http://schemas.microsoft.com/office/2019/extlst" xmlns:r="http://schemas.openxmlformats.org/officeDocument/2006/relationships" xmlns:m="http://schemas.openxmlformats.org/officeDocument/2006/math" xmlns:v="urn:schemas-microsoft-com:vml" xmlns:wp14="http://schemas.microsoft.com/office/word/2010/wordprocessingDrawing" xmlns:wp="http://schemas.openxmlformats.org/drawingml/2006/wordprocessingDrawing" xmlns:w10="urn:schemas-microsoft-com:office:word" xmlns:w="http://schemas.openxmlformats.org/wordprocessingml/2006/main" xmlns:w14="http://schemas.microsoft.com/office/word/2010/wordml" xmlns:w15="http://schemas.microsoft.com/office/word/2012/wordml" xmlns:w16cex="http://schemas.microsoft.com/office/word/2018/wordml/cex" xmlns:w16cid="http://schemas.microsoft.com/office/word/2016/wordml/cid" xmlns:w16="http://schemas.microsoft.com/office/word/2018/wordml" xmlns:w16du="http://schemas.microsoft.com/office/word/2023/wordml/word16du" xmlns:w16sdtdh="http://schemas.microsoft.com/office/word/2020/wordml/sdtdatahash" xmlns:w16sdtfl="http://schemas.microsoft.com/office/word/2024/wordml/sdtformatlock" xmlns:w16se="http://schemas.microsoft.com/office/word/2015/wordml/symex" xmlns:wpg="http://schemas.microsoft.com/office/word/2010/wordprocessingGroup" xmlns:wpi="http://schemas.microsoft.com/office/word/2010/wordprocessingInk" xmlns:wne="http://schemas.microsoft.com/office/word/2006/wordml" xmlns:wps="http://schemas.microsoft.com/office/word/2010/wordprocessingShape" mc:Ignorable="w14 w15 w16se w16cid w16 w16cex w16sdtdh w16sdtfl w16du wp14">
   <w:body>
     <w:p>
       <w:pPr>
@@ -260,20 +260,38 @@
           <w:p>
             <w:pPr>
               <w:rPr>
+                <w:b/>
+                <w:bCs/>
+                <w:sz w:val="24"/>
+                <w:szCs w:val="24"/>
                 <w:lang w:val="id-ID"/>
               </w:rPr>
             </w:pPr>
             <w:r>
+              <w:rPr>
+                <w:b/>
+                <w:bCs/>
+                <w:sz w:val="24"/>
+                <w:szCs w:val="24"/>
+              </w:rPr>
               <w:t>Kartini</w:t>
             </w:r>
             <w:r>
               <w:rPr>
+                <w:b/>
+                <w:bCs/>
+                <w:sz w:val="24"/>
+                <w:szCs w:val="24"/>
                 <w:lang w:val="id-ID"/>
               </w:rPr>
               <w:t>*</w:t>
             </w:r>
             <w:r>
               <w:rPr>
+                <w:b/>
+                <w:bCs/>
+                <w:sz w:val="24"/>
+                <w:szCs w:val="24"/>
                 <w:lang w:val="id-ID"/>
               </w:rPr>
               <w:t xml:space="preserve"> </w:t>
@@ -285,9 +303,27 @@
             <w:tcW w:w="1081" w:type="dxa"/>
           </w:tcPr>
           <w:p>
-            <w:r>
-              <w:t>poltekkes kemenkes kendari</w:t>
-            </w:r>
+            <w:proofErr w:type="spellStart"/>
+            <w:r>
+              <w:t>poltekkes</w:t>
+            </w:r>
+            <w:proofErr w:type="spellEnd"/>
+            <w:r>
+              <w:t xml:space="preserve"> </w:t>
+            </w:r>
+            <w:proofErr w:type="spellStart"/>
+            <w:r>
+              <w:t>kemenkes</w:t>
+            </w:r>
+            <w:proofErr w:type="spellEnd"/>
+            <w:r>
+              <w:t xml:space="preserve"> </w:t>
+            </w:r>
+            <w:proofErr w:type="spellStart"/>
+            <w:r>
+              <w:t>kendari</w:t>
+            </w:r>
+            <w:proofErr w:type="spellEnd"/>
           </w:p>
         </w:tc>
         <w:tc>
@@ -335,8 +371,37 @@
             <w:tcW w:w="1391" w:type="dxa"/>
           </w:tcPr>
           <w:p>
-            <w:r>
-              <w:t>jalan beringin 3 Kendari Caddi Kecamatan Kendari Sulawesi Tenggara</w:t>
+            <w:proofErr w:type="spellStart"/>
+            <w:r>
+              <w:t>jalan</w:t>
+            </w:r>
+            <w:proofErr w:type="spellEnd"/>
+            <w:r>
+              <w:t xml:space="preserve"> </w:t>
+            </w:r>
+            <w:proofErr w:type="spellStart"/>
+            <w:r>
+              <w:t>beringin</w:t>
+            </w:r>
+            <w:proofErr w:type="spellEnd"/>
+            <w:r>
+              <w:t xml:space="preserve"> 3 Kendari </w:t>
+            </w:r>
+            <w:proofErr w:type="spellStart"/>
+            <w:r>
+              <w:t>Caddi</w:t>
+            </w:r>
+            <w:proofErr w:type="spellEnd"/>
+            <w:r>
+              <w:t xml:space="preserve"> </w:t>
+            </w:r>
+            <w:proofErr w:type="spellStart"/>
+            <w:r>
+              <w:t>Kecamatan</w:t>
+            </w:r>
+            <w:proofErr w:type="spellEnd"/>
+            <w:r>
+              <w:t xml:space="preserve"> Kendari Sulawesi Tenggara</w:t>
             </w:r>
           </w:p>
         </w:tc>
@@ -367,9 +432,11 @@
             <w:tcW w:w="1412" w:type="dxa"/>
           </w:tcPr>
           <w:p>
+            <w:proofErr w:type="spellStart"/>
             <w:r>
               <w:t>Arsulfa</w:t>
             </w:r>
+            <w:proofErr w:type="spellEnd"/>
           </w:p>
         </w:tc>
         <w:tc>
@@ -377,9 +444,27 @@
             <w:tcW w:w="1081" w:type="dxa"/>
           </w:tcPr>
           <w:p>
-            <w:r>
-              <w:t>poltekkes kemenkes kendari</w:t>
-            </w:r>
+            <w:proofErr w:type="spellStart"/>
+            <w:r>
+              <w:t>poltekkes</w:t>
+            </w:r>
+            <w:proofErr w:type="spellEnd"/>
+            <w:r>
+              <w:t xml:space="preserve"> </w:t>
+            </w:r>
+            <w:proofErr w:type="spellStart"/>
+            <w:r>
+              <w:t>kemenkes</w:t>
+            </w:r>
+            <w:proofErr w:type="spellEnd"/>
+            <w:r>
+              <w:t xml:space="preserve"> </w:t>
+            </w:r>
+            <w:proofErr w:type="spellStart"/>
+            <w:r>
+              <w:t>kendari</w:t>
+            </w:r>
+            <w:proofErr w:type="spellEnd"/>
           </w:p>
         </w:tc>
         <w:tc>
@@ -427,8 +512,53 @@
             <w:tcW w:w="1391" w:type="dxa"/>
           </w:tcPr>
           <w:p>
-            <w:r>
-              <w:t>jalan safira indah BTN Mutiara blok D no 8 Kecamatan Poasia Kota Kendari Sulawesi Tenggara</w:t>
+            <w:proofErr w:type="spellStart"/>
+            <w:r>
+              <w:t>jalan</w:t>
+            </w:r>
+            <w:proofErr w:type="spellEnd"/>
+            <w:r>
+              <w:t xml:space="preserve"> </w:t>
+            </w:r>
+            <w:proofErr w:type="spellStart"/>
+            <w:r>
+              <w:t>safira</w:t>
+            </w:r>
+            <w:proofErr w:type="spellEnd"/>
+            <w:r>
+              <w:t xml:space="preserve"> </w:t>
+            </w:r>
+            <w:proofErr w:type="spellStart"/>
+            <w:r>
+              <w:t>indah</w:t>
+            </w:r>
+            <w:proofErr w:type="spellEnd"/>
+            <w:r>
+              <w:t xml:space="preserve"> BTN Mutiara </w:t>
+            </w:r>
+            <w:proofErr w:type="spellStart"/>
+            <w:r>
+              <w:t>blok</w:t>
+            </w:r>
+            <w:proofErr w:type="spellEnd"/>
+            <w:r>
+              <w:t xml:space="preserve"> D no 8 </w:t>
+            </w:r>
+            <w:proofErr w:type="spellStart"/>
+            <w:r>
+              <w:t>Kecamatan</w:t>
+            </w:r>
+            <w:proofErr w:type="spellEnd"/>
+            <w:r>
+              <w:t xml:space="preserve"> </w:t>
+            </w:r>
+            <w:proofErr w:type="spellStart"/>
+            <w:r>
+              <w:t>Poasia</w:t>
+            </w:r>
+            <w:proofErr w:type="spellEnd"/>
+            <w:r>
+              <w:t xml:space="preserve"> Kota Kendari Sulawesi Tenggara</w:t>
             </w:r>
           </w:p>
         </w:tc>
@@ -477,8 +607,21 @@
             <w:tcW w:w="1081" w:type="dxa"/>
           </w:tcPr>
           <w:p>
-            <w:r>
-              <w:t>Poltekkes Kemenkes Kendari</w:t>
+            <w:proofErr w:type="spellStart"/>
+            <w:r>
+              <w:t>Poltekkes</w:t>
+            </w:r>
+            <w:proofErr w:type="spellEnd"/>
+            <w:r>
+              <w:t xml:space="preserve"> </w:t>
+            </w:r>
+            <w:proofErr w:type="spellStart"/>
+            <w:r>
+              <w:t>Kemenkes</w:t>
+            </w:r>
+            <w:proofErr w:type="spellEnd"/>
+            <w:r>
+              <w:t xml:space="preserve"> Kendari</w:t>
             </w:r>
           </w:p>
         </w:tc>
@@ -533,8 +676,37 @@
             <w:tcW w:w="1391" w:type="dxa"/>
           </w:tcPr>
           <w:p>
-            <w:r>
-              <w:t xml:space="preserve">jalan saranani no 12f Kecamatan Mandonga Kota Kendari </w:t>
+            <w:proofErr w:type="spellStart"/>
+            <w:r>
+              <w:t>jalan</w:t>
+            </w:r>
+            <w:proofErr w:type="spellEnd"/>
+            <w:r>
+              <w:t xml:space="preserve"> </w:t>
+            </w:r>
+            <w:proofErr w:type="spellStart"/>
+            <w:r>
+              <w:t>saranani</w:t>
+            </w:r>
+            <w:proofErr w:type="spellEnd"/>
+            <w:r>
+              <w:t xml:space="preserve"> no 12f </w:t>
+            </w:r>
+            <w:proofErr w:type="spellStart"/>
+            <w:r>
+              <w:t>Kecamatan</w:t>
+            </w:r>
+            <w:proofErr w:type="spellEnd"/>
+            <w:r>
+              <w:t xml:space="preserve"> </w:t>
+            </w:r>
+            <w:proofErr w:type="spellStart"/>
+            <w:r>
+              <w:t>Mandonga</w:t>
+            </w:r>
+            <w:proofErr w:type="spellEnd"/>
+            <w:r>
+              <w:t xml:space="preserve"> Kota Kendari </w:t>
             </w:r>
             <w:r>
               <w:lastRenderedPageBreak/>
@@ -570,8 +742,13 @@
             <w:tcW w:w="1412" w:type="dxa"/>
           </w:tcPr>
           <w:p>
-            <w:r>
-              <w:t xml:space="preserve">Sultima Sarita </w:t>
+            <w:proofErr w:type="spellStart"/>
+            <w:r>
+              <w:t>Sultima</w:t>
+            </w:r>
+            <w:proofErr w:type="spellEnd"/>
+            <w:r>
+              <w:t xml:space="preserve"> Sarita </w:t>
             </w:r>
           </w:p>
         </w:tc>
@@ -580,8 +757,21 @@
             <w:tcW w:w="1081" w:type="dxa"/>
           </w:tcPr>
           <w:p>
-            <w:r>
-              <w:t>Poltekkes Kemenkes Kendari</w:t>
+            <w:proofErr w:type="spellStart"/>
+            <w:r>
+              <w:t>Poltekkes</w:t>
+            </w:r>
+            <w:proofErr w:type="spellEnd"/>
+            <w:r>
+              <w:t xml:space="preserve"> </w:t>
+            </w:r>
+            <w:proofErr w:type="spellStart"/>
+            <w:r>
+              <w:t>Kemenkes</w:t>
+            </w:r>
+            <w:proofErr w:type="spellEnd"/>
+            <w:r>
+              <w:t xml:space="preserve"> Kendari</w:t>
             </w:r>
           </w:p>
         </w:tc>
@@ -631,7 +821,47 @@
           </w:tcPr>
           <w:p>
             <w:r>
-              <w:t>BTN Mahkota Permai Blok A2 No.3 Kel Wundumbatu Kec Poasia Kota Kendari</w:t>
+              <w:t xml:space="preserve">BTN </w:t>
+            </w:r>
+            <w:proofErr w:type="spellStart"/>
+            <w:r>
+              <w:t>Mahkota</w:t>
+            </w:r>
+            <w:proofErr w:type="spellEnd"/>
+            <w:r>
+              <w:t xml:space="preserve"> </w:t>
+            </w:r>
+            <w:proofErr w:type="spellStart"/>
+            <w:r>
+              <w:t>Permai</w:t>
+            </w:r>
+            <w:proofErr w:type="spellEnd"/>
+            <w:r>
+              <w:t xml:space="preserve"> Blok A2 No.3 Kel </w:t>
+            </w:r>
+            <w:proofErr w:type="spellStart"/>
+            <w:r>
+              <w:t>Wundumbatu</w:t>
+            </w:r>
+            <w:proofErr w:type="spellEnd"/>
+            <w:r>
+              <w:t xml:space="preserve"> </w:t>
+            </w:r>
+            <w:proofErr w:type="spellStart"/>
+            <w:r>
+              <w:t>Kec</w:t>
+            </w:r>
+            <w:proofErr w:type="spellEnd"/>
+            <w:r>
+              <w:t xml:space="preserve"> </w:t>
+            </w:r>
+            <w:proofErr w:type="spellStart"/>
+            <w:r>
+              <w:t>Poasia</w:t>
+            </w:r>
+            <w:proofErr w:type="spellEnd"/>
+            <w:r>
+              <w:t xml:space="preserve"> Kota Kendari</w:t>
             </w:r>
           </w:p>
         </w:tc>
@@ -680,8 +910,21 @@
             <w:tcW w:w="1081" w:type="dxa"/>
           </w:tcPr>
           <w:p>
-            <w:r>
-              <w:t>Poltekkes Kemenkes Kendari</w:t>
+            <w:proofErr w:type="spellStart"/>
+            <w:r>
+              <w:t>Poltekkes</w:t>
+            </w:r>
+            <w:proofErr w:type="spellEnd"/>
+            <w:r>
+              <w:t xml:space="preserve"> </w:t>
+            </w:r>
+            <w:proofErr w:type="spellStart"/>
+            <w:r>
+              <w:t>Kemenkes</w:t>
+            </w:r>
+            <w:proofErr w:type="spellEnd"/>
+            <w:r>
+              <w:t xml:space="preserve"> Kendari</w:t>
             </w:r>
           </w:p>
         </w:tc>
@@ -797,9 +1040,11 @@
                 <w:lang w:val="id-ID"/>
               </w:rPr>
             </w:pPr>
+            <w:proofErr w:type="spellStart"/>
             <w:r>
               <w:t>Syahrianti</w:t>
             </w:r>
+            <w:proofErr w:type="spellEnd"/>
           </w:p>
         </w:tc>
         <w:tc>
@@ -807,8 +1052,21 @@
             <w:tcW w:w="1081" w:type="dxa"/>
           </w:tcPr>
           <w:p>
-            <w:r>
-              <w:t>Poltekkes Kemenkes Kendari</w:t>
+            <w:proofErr w:type="spellStart"/>
+            <w:r>
+              <w:t>Poltekkes</w:t>
+            </w:r>
+            <w:proofErr w:type="spellEnd"/>
+            <w:r>
+              <w:t xml:space="preserve"> </w:t>
+            </w:r>
+            <w:proofErr w:type="spellStart"/>
+            <w:r>
+              <w:t>Kemenkes</w:t>
+            </w:r>
+            <w:proofErr w:type="spellEnd"/>
+            <w:r>
+              <w:t xml:space="preserve"> Kendari</w:t>
             </w:r>
           </w:p>
         </w:tc>
@@ -881,9 +1139,11 @@
             <w:tcW w:w="1846" w:type="dxa"/>
           </w:tcPr>
           <w:p>
+            <w:proofErr w:type="spellStart"/>
             <w:r>
               <w:t>cYjNMhwAAAAJ</w:t>
             </w:r>
+            <w:proofErr w:type="spellEnd"/>
           </w:p>
         </w:tc>
       </w:tr>
@@ -932,6 +1192,7 @@
             <w:tcW w:w="1081" w:type="dxa"/>
           </w:tcPr>
           <w:p>
+            <w:proofErr w:type="spellStart"/>
             <w:r>
               <w:rPr>
                 <w:rFonts w:ascii="Times New Roman" w:hAnsi="Times New Roman" w:cs="Times New Roman"/>
@@ -939,7 +1200,37 @@
                 <w:szCs w:val="18"/>
                 <w:lang w:val="en-US"/>
               </w:rPr>
-              <w:t>Poltekkes Kemenkes Kendari</w:t>
+              <w:t>Poltekkes</w:t>
+            </w:r>
+            <w:proofErr w:type="spellEnd"/>
+            <w:r>
+              <w:rPr>
+                <w:rFonts w:ascii="Times New Roman" w:hAnsi="Times New Roman" w:cs="Times New Roman"/>
+                <w:sz w:val="18"/>
+                <w:szCs w:val="18"/>
+                <w:lang w:val="en-US"/>
+              </w:rPr>
+              <w:t xml:space="preserve"> </w:t>
+            </w:r>
+            <w:proofErr w:type="spellStart"/>
+            <w:r>
+              <w:rPr>
+                <w:rFonts w:ascii="Times New Roman" w:hAnsi="Times New Roman" w:cs="Times New Roman"/>
+                <w:sz w:val="18"/>
+                <w:szCs w:val="18"/>
+                <w:lang w:val="en-US"/>
+              </w:rPr>
+              <w:t>Kemenkes</w:t>
+            </w:r>
+            <w:proofErr w:type="spellEnd"/>
+            <w:r>
+              <w:rPr>
+                <w:rFonts w:ascii="Times New Roman" w:hAnsi="Times New Roman" w:cs="Times New Roman"/>
+                <w:sz w:val="18"/>
+                <w:szCs w:val="18"/>
+                <w:lang w:val="en-US"/>
+              </w:rPr>
+              <w:t xml:space="preserve"> Kendari</w:t>
             </w:r>
           </w:p>
         </w:tc>
@@ -1036,6 +1327,7 @@
             <w:tcW w:w="1391" w:type="dxa"/>
           </w:tcPr>
           <w:p>
+            <w:proofErr w:type="spellStart"/>
             <w:r>
               <w:rPr>
                 <w:rFonts w:ascii="Times New Roman" w:hAnsi="Times New Roman" w:cs="Times New Roman"/>
@@ -1043,7 +1335,37 @@
                 <w:szCs w:val="18"/>
                 <w:lang w:val="en-US"/>
               </w:rPr>
-              <w:t>Jln. Tridarma No. 9 Kampus Baru Kota Kendari</w:t>
+              <w:t>Jln</w:t>
+            </w:r>
+            <w:proofErr w:type="spellEnd"/>
+            <w:r>
+              <w:rPr>
+                <w:rFonts w:ascii="Times New Roman" w:hAnsi="Times New Roman" w:cs="Times New Roman"/>
+                <w:sz w:val="18"/>
+                <w:szCs w:val="18"/>
+                <w:lang w:val="en-US"/>
+              </w:rPr>
+              <w:t xml:space="preserve">. </w:t>
+            </w:r>
+            <w:proofErr w:type="spellStart"/>
+            <w:r>
+              <w:rPr>
+                <w:rFonts w:ascii="Times New Roman" w:hAnsi="Times New Roman" w:cs="Times New Roman"/>
+                <w:sz w:val="18"/>
+                <w:szCs w:val="18"/>
+                <w:lang w:val="en-US"/>
+              </w:rPr>
+              <w:t>Tridarma</w:t>
+            </w:r>
+            <w:proofErr w:type="spellEnd"/>
+            <w:r>
+              <w:rPr>
+                <w:rFonts w:ascii="Times New Roman" w:hAnsi="Times New Roman" w:cs="Times New Roman"/>
+                <w:sz w:val="18"/>
+                <w:szCs w:val="18"/>
+                <w:lang w:val="en-US"/>
+              </w:rPr>
+              <w:t xml:space="preserve"> No. 9 Kampus Baru Kota Kendari</w:t>
             </w:r>
           </w:p>
         </w:tc>
@@ -1119,8 +1441,21 @@
             <w:tcW w:w="1081" w:type="dxa"/>
           </w:tcPr>
           <w:p>
-            <w:r>
-              <w:t>Poltekkes Kemenkes Kendari</w:t>
+            <w:proofErr w:type="spellStart"/>
+            <w:r>
+              <w:t>Poltekkes</w:t>
+            </w:r>
+            <w:proofErr w:type="spellEnd"/>
+            <w:r>
+              <w:t xml:space="preserve"> </w:t>
+            </w:r>
+            <w:proofErr w:type="spellStart"/>
+            <w:r>
+              <w:t>Kemenkes</w:t>
+            </w:r>
+            <w:proofErr w:type="spellEnd"/>
+            <w:r>
+              <w:t xml:space="preserve"> Kendari</w:t>
             </w:r>
           </w:p>
         </w:tc>
@@ -1171,8 +1506,49 @@
             <w:tcW w:w="1391" w:type="dxa"/>
           </w:tcPr>
           <w:p>
-            <w:r>
-              <w:t xml:space="preserve">Jl.Kampung Baru Lr.Pb Kel. andounohu Kec Poasia </w:t>
+            <w:proofErr w:type="spellStart"/>
+            <w:proofErr w:type="gramStart"/>
+            <w:r>
+              <w:t>Jl.Kampung</w:t>
+            </w:r>
+            <w:proofErr w:type="spellEnd"/>
+            <w:proofErr w:type="gramEnd"/>
+            <w:r>
+              <w:t xml:space="preserve"> Baru </w:t>
+            </w:r>
+            <w:proofErr w:type="spellStart"/>
+            <w:proofErr w:type="gramStart"/>
+            <w:r>
+              <w:t>Lr.Pb</w:t>
+            </w:r>
+            <w:proofErr w:type="spellEnd"/>
+            <w:proofErr w:type="gramEnd"/>
+            <w:r>
+              <w:t xml:space="preserve"> Kel. </w:t>
+            </w:r>
+            <w:proofErr w:type="spellStart"/>
+            <w:r>
+              <w:t>andounohu</w:t>
+            </w:r>
+            <w:proofErr w:type="spellEnd"/>
+            <w:r>
+              <w:t xml:space="preserve"> </w:t>
+            </w:r>
+            <w:proofErr w:type="spellStart"/>
+            <w:r>
+              <w:t>Kec</w:t>
+            </w:r>
+            <w:proofErr w:type="spellEnd"/>
+            <w:r>
+              <w:t xml:space="preserve"> </w:t>
+            </w:r>
+            <w:proofErr w:type="spellStart"/>
+            <w:r>
+              <w:t>Poasia</w:t>
+            </w:r>
+            <w:proofErr w:type="spellEnd"/>
+            <w:r>
+              <w:t xml:space="preserve"> </w:t>
             </w:r>
             <w:r>
               <w:lastRenderedPageBreak/>
@@ -1195,9 +1571,72 @@
     </w:tbl>
     <w:p/>
     <w:p>
+      <w:proofErr w:type="spellStart"/>
+      <w:proofErr w:type="gramStart"/>
       <w:r>
-        <w:t>Keterangan : Penulis yang sebagai Correspondence Authors diberi tanda ( * ) di belakang namanya</w:t>
+        <w:t>Keterangan</w:t>
       </w:r>
+      <w:proofErr w:type="spellEnd"/>
+      <w:r>
+        <w:t xml:space="preserve"> :</w:t>
+      </w:r>
+      <w:proofErr w:type="gramEnd"/>
+      <w:r>
+        <w:t xml:space="preserve"> </w:t>
+      </w:r>
+      <w:proofErr w:type="spellStart"/>
+      <w:r>
+        <w:t>Penulis</w:t>
+      </w:r>
+      <w:proofErr w:type="spellEnd"/>
+      <w:r>
+        <w:t xml:space="preserve"> yang </w:t>
+      </w:r>
+      <w:proofErr w:type="spellStart"/>
+      <w:r>
+        <w:t>sebagai</w:t>
+      </w:r>
+      <w:proofErr w:type="spellEnd"/>
+      <w:r>
+        <w:t xml:space="preserve"> Correspondence Authors </w:t>
+      </w:r>
+      <w:proofErr w:type="spellStart"/>
+      <w:r>
+        <w:t>diberi</w:t>
+      </w:r>
+      <w:proofErr w:type="spellEnd"/>
+      <w:r>
+        <w:t xml:space="preserve"> </w:t>
+      </w:r>
+      <w:proofErr w:type="spellStart"/>
+      <w:r>
+        <w:t>tanda</w:t>
+      </w:r>
+      <w:proofErr w:type="spellEnd"/>
+      <w:r>
+        <w:t xml:space="preserve"> </w:t>
+      </w:r>
+      <w:proofErr w:type="gramStart"/>
+      <w:r>
+        <w:t>( *</w:t>
+      </w:r>
+      <w:proofErr w:type="gramEnd"/>
+      <w:r>
+        <w:t xml:space="preserve"> ) di </w:t>
+      </w:r>
+      <w:proofErr w:type="spellStart"/>
+      <w:r>
+        <w:t>belakang</w:t>
+      </w:r>
+      <w:proofErr w:type="spellEnd"/>
+      <w:r>
+        <w:t xml:space="preserve"> </w:t>
+      </w:r>
+      <w:proofErr w:type="spellStart"/>
+      <w:r>
+        <w:t>namanya</w:t>
+      </w:r>
+      <w:proofErr w:type="spellEnd"/>
     </w:p>
     <w:p>
       <w:r>
@@ -1215,7 +1654,7 @@
 </file>
 
 <file path=word/styles.xml><?xml version="1.0" encoding="utf-8"?>
-<w:styles xmlns:mc="http://schemas.openxmlformats.org/markup-compatibility/2006" xmlns:r="http://schemas.openxmlformats.org/officeDocument/2006/relationships" xmlns:w="http://schemas.openxmlformats.org/wordprocessingml/2006/main" xmlns:w14="http://schemas.microsoft.com/office/word/2010/wordml" xmlns:w15="http://schemas.microsoft.com/office/word/2012/wordml" xmlns:w16cex="http://schemas.microsoft.com/office/word/2018/wordml/cex" xmlns:w16cid="http://schemas.microsoft.com/office/word/2016/wordml/cid" xmlns:w16="http://schemas.microsoft.com/office/word/2018/wordml" xmlns:w16sdtdh="http://schemas.microsoft.com/office/word/2020/wordml/sdtdatahash" xmlns:w16se="http://schemas.microsoft.com/office/word/2015/wordml/symex" mc:Ignorable="w14 w15 w16se w16cid w16 w16cex w16sdtdh">
+<w:styles xmlns:mc="http://schemas.openxmlformats.org/markup-compatibility/2006" xmlns:r="http://schemas.openxmlformats.org/officeDocument/2006/relationships" xmlns:w="http://schemas.openxmlformats.org/wordprocessingml/2006/main" xmlns:w14="http://schemas.microsoft.com/office/word/2010/wordml" xmlns:w15="http://schemas.microsoft.com/office/word/2012/wordml" xmlns:w16cex="http://schemas.microsoft.com/office/word/2018/wordml/cex" xmlns:w16cid="http://schemas.microsoft.com/office/word/2016/wordml/cid" xmlns:w16="http://schemas.microsoft.com/office/word/2018/wordml" xmlns:w16du="http://schemas.microsoft.com/office/word/2023/wordml/word16du" xmlns:w16sdtdh="http://schemas.microsoft.com/office/word/2020/wordml/sdtdatahash" xmlns:w16sdtfl="http://schemas.microsoft.com/office/word/2024/wordml/sdtformatlock" xmlns:w16se="http://schemas.microsoft.com/office/word/2015/wordml/symex" mc:Ignorable="w14 w15 w16se w16cid w16 w16cex w16sdtdh w16sdtfl w16du">
   <w:docDefaults>
     <w:rPrDefault>
       <w:rPr>
